--- a/docs/部署指南-朋友版.docx
+++ b/docs/部署指南-朋友版.docx
@@ -7671,6 +7671,1398 @@
           <w:sz w:val="21"/>
         </w:rPr>
         <w:t xml:space="preserve"> 之类）。</w:t>
+      </w:r>
+    </w:p>
+    <w:p>
+      <w:pPr>
+        <w:pStyle w:val="Heading2"/>
+      </w:pPr>
+      <w:r>
+        <w:rPr>
+          <w:rFonts w:ascii="黑体" w:hAnsi="黑体" w:eastAsia="黑体"/>
+          <w:b/>
+          <w:sz w:val="26"/>
+        </w:rPr>
+        <w:t>8.6 借别人的域名部署（他用自己的 Vercel，绑你的子域名）</w:t>
+      </w:r>
+    </w:p>
+    <w:p>
+      <w:r>
+        <w:rPr>
+          <w:rFonts w:ascii="宋体" w:hAnsi="宋体" w:eastAsia="宋体"/>
+          <w:b w:val="0"/>
+          <w:sz w:val="21"/>
+        </w:rPr>
+        <w:t>适合这种情况：</w:t>
+      </w:r>
+      <w:r>
+        <w:rPr>
+          <w:rFonts w:ascii="宋体" w:hAnsi="宋体" w:eastAsia="宋体"/>
+          <w:b/>
+          <w:sz w:val="21"/>
+        </w:rPr>
+        <w:t xml:space="preserve">朋友用自己的 Vercel 账号部署，但想用一个「好记的域名」而不是 </w:t>
+      </w:r>
+      <w:r>
+        <w:rPr>
+          <w:rFonts w:ascii="Consolas" w:hAnsi="Consolas" w:eastAsia="宋体"/>
+          <w:b/>
+          <w:sz w:val="19"/>
+        </w:rPr>
+        <w:t>xxx.vercel.app</w:t>
+      </w:r>
+      <w:r>
+        <w:rPr>
+          <w:rFonts w:ascii="宋体" w:hAnsi="宋体" w:eastAsia="宋体"/>
+          <w:b w:val="0"/>
+          <w:sz w:val="21"/>
+        </w:rPr>
+        <w:t>，而域名在另一个人手里。</w:t>
+      </w:r>
+    </w:p>
+    <w:p>
+      <w:r>
+        <w:rPr>
+          <w:rFonts w:ascii="宋体" w:hAnsi="宋体" w:eastAsia="宋体"/>
+          <w:b w:val="0"/>
+          <w:sz w:val="21"/>
+        </w:rPr>
+        <w:t>这是最干净的共用方式：</w:t>
+      </w:r>
+      <w:r>
+        <w:rPr>
+          <w:rFonts w:ascii="宋体" w:hAnsi="宋体" w:eastAsia="宋体"/>
+          <w:b/>
+          <w:sz w:val="21"/>
+        </w:rPr>
+        <w:t>部署在他的账号下、域名是你的、两边互不干扰</w:t>
+      </w:r>
+      <w:r>
+        <w:rPr>
+          <w:rFonts w:ascii="宋体" w:hAnsi="宋体" w:eastAsia="宋体"/>
+          <w:b w:val="0"/>
+          <w:sz w:val="21"/>
+        </w:rPr>
+        <w:t>。</w:t>
+      </w:r>
+    </w:p>
+    <w:p>
+      <w:pPr>
+        <w:pStyle w:val="Heading3"/>
+      </w:pPr>
+      <w:r>
+        <w:rPr>
+          <w:rFonts w:ascii="黑体" w:hAnsi="黑体" w:eastAsia="黑体"/>
+          <w:b/>
+          <w:sz w:val="23"/>
+        </w:rPr>
+        <w:t>8.6.1 顺序很重要：他先加域名，你后加解析</w:t>
+      </w:r>
+    </w:p>
+    <w:p>
+      <w:r>
+        <w:rPr>
+          <w:rFonts w:ascii="宋体" w:hAnsi="宋体" w:eastAsia="宋体"/>
+          <w:b/>
+          <w:sz w:val="21"/>
+        </w:rPr>
+        <w:t>第 1 步：他先在 Vercel 加域名</w:t>
+      </w:r>
+      <w:r>
+        <w:rPr>
+          <w:rFonts w:ascii="宋体" w:hAnsi="宋体" w:eastAsia="宋体"/>
+          <w:b w:val="0"/>
+          <w:sz w:val="21"/>
+        </w:rPr>
+        <w:t>（此时他会看到「无效配置」，这是正常的）</w:t>
+      </w:r>
+    </w:p>
+    <w:p>
+      <w:pPr>
+        <w:ind w:left="425" w:hanging="425"/>
+      </w:pPr>
+      <w:r>
+        <w:rPr>
+          <w:rFonts w:ascii="宋体" w:hAnsi="宋体" w:eastAsia="宋体"/>
+          <w:b w:val="0"/>
+          <w:sz w:val="21"/>
+        </w:rPr>
+        <w:t xml:space="preserve">1. </w:t>
+      </w:r>
+      <w:r>
+        <w:rPr>
+          <w:rFonts w:ascii="宋体" w:hAnsi="宋体" w:eastAsia="宋体"/>
+          <w:b w:val="0"/>
+          <w:sz w:val="21"/>
+        </w:rPr>
+        <w:t xml:space="preserve">他的 Vercel 项目 → </w:t>
+      </w:r>
+      <w:r>
+        <w:rPr>
+          <w:rFonts w:ascii="宋体" w:hAnsi="宋体" w:eastAsia="宋体"/>
+          <w:b/>
+          <w:sz w:val="21"/>
+        </w:rPr>
+        <w:t>Settings → Domains</w:t>
+      </w:r>
+    </w:p>
+    <w:p>
+      <w:pPr>
+        <w:ind w:left="425" w:hanging="425"/>
+      </w:pPr>
+      <w:r>
+        <w:rPr>
+          <w:rFonts w:ascii="宋体" w:hAnsi="宋体" w:eastAsia="宋体"/>
+          <w:b w:val="0"/>
+          <w:sz w:val="21"/>
+        </w:rPr>
+        <w:t xml:space="preserve">2. </w:t>
+      </w:r>
+      <w:r>
+        <w:rPr>
+          <w:rFonts w:ascii="宋体" w:hAnsi="宋体" w:eastAsia="宋体"/>
+          <w:b w:val="0"/>
+          <w:sz w:val="21"/>
+        </w:rPr>
+        <w:t xml:space="preserve">输入 </w:t>
+      </w:r>
+      <w:r>
+        <w:rPr>
+          <w:rFonts w:ascii="Consolas" w:hAnsi="Consolas" w:eastAsia="宋体"/>
+          <w:b w:val="0"/>
+          <w:sz w:val="19"/>
+        </w:rPr>
+        <w:t>friend.你的域名.com</w:t>
+      </w:r>
+      <w:r>
+        <w:rPr>
+          <w:rFonts w:ascii="宋体" w:hAnsi="宋体" w:eastAsia="宋体"/>
+          <w:b w:val="0"/>
+          <w:sz w:val="21"/>
+        </w:rPr>
+        <w:t xml:space="preserve">（前缀你们商定，如 </w:t>
+      </w:r>
+      <w:r>
+        <w:rPr>
+          <w:rFonts w:ascii="Consolas" w:hAnsi="Consolas" w:eastAsia="宋体"/>
+          <w:b w:val="0"/>
+          <w:sz w:val="19"/>
+        </w:rPr>
+        <w:t>friend</w:t>
+      </w:r>
+      <w:r>
+        <w:rPr>
+          <w:rFonts w:ascii="宋体" w:hAnsi="宋体" w:eastAsia="宋体"/>
+          <w:b w:val="0"/>
+          <w:sz w:val="21"/>
+        </w:rPr>
+        <w:t xml:space="preserve"> / </w:t>
+      </w:r>
+      <w:r>
+        <w:rPr>
+          <w:rFonts w:ascii="Consolas" w:hAnsi="Consolas" w:eastAsia="宋体"/>
+          <w:b w:val="0"/>
+          <w:sz w:val="19"/>
+        </w:rPr>
+        <w:t>ai2</w:t>
+      </w:r>
+      <w:r>
+        <w:rPr>
+          <w:rFonts w:ascii="宋体" w:hAnsi="宋体" w:eastAsia="宋体"/>
+          <w:b w:val="0"/>
+          <w:sz w:val="21"/>
+        </w:rPr>
+        <w:t xml:space="preserve"> / </w:t>
+      </w:r>
+      <w:r>
+        <w:rPr>
+          <w:rFonts w:ascii="Consolas" w:hAnsi="Consolas" w:eastAsia="宋体"/>
+          <w:b w:val="0"/>
+          <w:sz w:val="19"/>
+        </w:rPr>
+        <w:t>demo</w:t>
+      </w:r>
+      <w:r>
+        <w:rPr>
+          <w:rFonts w:ascii="宋体" w:hAnsi="宋体" w:eastAsia="宋体"/>
+          <w:b w:val="0"/>
+          <w:sz w:val="21"/>
+        </w:rPr>
+        <w:t xml:space="preserve">）→ </w:t>
+      </w:r>
+      <w:r>
+        <w:rPr>
+          <w:rFonts w:ascii="宋体" w:hAnsi="宋体" w:eastAsia="宋体"/>
+          <w:b/>
+          <w:sz w:val="21"/>
+        </w:rPr>
+        <w:t>Add</w:t>
+      </w:r>
+    </w:p>
+    <w:p>
+      <w:pPr>
+        <w:ind w:left="425" w:hanging="425"/>
+      </w:pPr>
+      <w:r>
+        <w:rPr>
+          <w:rFonts w:ascii="宋体" w:hAnsi="宋体" w:eastAsia="宋体"/>
+          <w:b w:val="0"/>
+          <w:sz w:val="21"/>
+        </w:rPr>
+        <w:t xml:space="preserve">3. </w:t>
+      </w:r>
+      <w:r>
+        <w:rPr>
+          <w:rFonts w:ascii="宋体" w:hAnsi="宋体" w:eastAsia="宋体"/>
+          <w:b w:val="0"/>
+          <w:sz w:val="21"/>
+        </w:rPr>
+        <w:t xml:space="preserve">Vercel 显示 </w:t>
+      </w:r>
+      <w:r>
+        <w:rPr>
+          <w:rFonts w:ascii="宋体" w:hAnsi="宋体" w:eastAsia="宋体"/>
+          <w:b/>
+          <w:sz w:val="21"/>
+        </w:rPr>
+        <w:t>Invalid Configuration</w:t>
+      </w:r>
+      <w:r>
+        <w:rPr>
+          <w:rFonts w:ascii="宋体" w:hAnsi="宋体" w:eastAsia="宋体"/>
+          <w:b w:val="0"/>
+          <w:sz w:val="21"/>
+        </w:rPr>
+        <w:t>，同时给出两条信息，让他</w:t>
+      </w:r>
+      <w:r>
+        <w:rPr>
+          <w:rFonts w:ascii="宋体" w:hAnsi="宋体" w:eastAsia="宋体"/>
+          <w:b/>
+          <w:sz w:val="21"/>
+        </w:rPr>
+        <w:t>截图发你</w:t>
+      </w:r>
+      <w:r>
+        <w:rPr>
+          <w:rFonts w:ascii="宋体" w:hAnsi="宋体" w:eastAsia="宋体"/>
+          <w:b w:val="0"/>
+          <w:sz w:val="21"/>
+        </w:rPr>
+        <w:t>：</w:t>
+      </w:r>
+    </w:p>
+    <w:p>
+      <w:pPr>
+        <w:pStyle w:val="ListBullet"/>
+      </w:pPr>
+      <w:r>
+        <w:rPr>
+          <w:rFonts w:ascii="宋体" w:hAnsi="宋体" w:eastAsia="宋体"/>
+          <w:b w:val="0"/>
+          <w:sz w:val="21"/>
+        </w:rPr>
+        <w:t>记录类型：</w:t>
+      </w:r>
+      <w:r>
+        <w:rPr>
+          <w:rFonts w:ascii="宋体" w:hAnsi="宋体" w:eastAsia="宋体"/>
+          <w:b/>
+          <w:sz w:val="21"/>
+        </w:rPr>
+        <w:t>CNAME</w:t>
+      </w:r>
+    </w:p>
+    <w:p>
+      <w:pPr>
+        <w:pStyle w:val="ListBullet"/>
+      </w:pPr>
+      <w:r>
+        <w:rPr>
+          <w:rFonts w:ascii="宋体" w:hAnsi="宋体" w:eastAsia="宋体"/>
+          <w:b w:val="0"/>
+          <w:sz w:val="21"/>
+        </w:rPr>
+        <w:t xml:space="preserve">记录值：形如 </w:t>
+      </w:r>
+      <w:r>
+        <w:rPr>
+          <w:rFonts w:ascii="Consolas" w:hAnsi="Consolas" w:eastAsia="宋体"/>
+          <w:b w:val="0"/>
+          <w:sz w:val="19"/>
+        </w:rPr>
+        <w:t>xxxxxxxx.vercel-dns-0xx.com</w:t>
+      </w:r>
+      <w:r>
+        <w:rPr>
+          <w:rFonts w:ascii="宋体" w:hAnsi="宋体" w:eastAsia="宋体"/>
+          <w:b w:val="0"/>
+          <w:sz w:val="21"/>
+        </w:rPr>
+        <w:t xml:space="preserve"> —— ⚠️ </w:t>
+      </w:r>
+      <w:r>
+        <w:rPr>
+          <w:rFonts w:ascii="宋体" w:hAnsi="宋体" w:eastAsia="宋体"/>
+          <w:b/>
+          <w:sz w:val="21"/>
+        </w:rPr>
+        <w:t>每个 Vercel 项目各不相同</w:t>
+      </w:r>
+      <w:r>
+        <w:rPr>
+          <w:rFonts w:ascii="宋体" w:hAnsi="宋体" w:eastAsia="宋体"/>
+          <w:b w:val="0"/>
+          <w:sz w:val="21"/>
+        </w:rPr>
+        <w:t>，不能照抄你已经有的那条</w:t>
+      </w:r>
+    </w:p>
+    <w:p>
+      <w:r>
+        <w:rPr>
+          <w:rFonts w:ascii="宋体" w:hAnsi="宋体" w:eastAsia="宋体"/>
+          <w:b/>
+          <w:sz w:val="21"/>
+        </w:rPr>
+        <w:t>第 2 步：你在阿里云加一条解析</w:t>
+      </w:r>
+    </w:p>
+    <w:p>
+      <w:r>
+        <w:rPr>
+          <w:rFonts w:ascii="宋体" w:hAnsi="宋体" w:eastAsia="宋体"/>
+          <w:b w:val="0"/>
+          <w:sz w:val="21"/>
+        </w:rPr>
+        <w:t xml:space="preserve">阿里云控制台 → </w:t>
+      </w:r>
+      <w:r>
+        <w:rPr>
+          <w:rFonts w:ascii="宋体" w:hAnsi="宋体" w:eastAsia="宋体"/>
+          <w:b/>
+          <w:sz w:val="21"/>
+        </w:rPr>
+        <w:t>域名</w:t>
+      </w:r>
+      <w:r>
+        <w:rPr>
+          <w:rFonts w:ascii="宋体" w:hAnsi="宋体" w:eastAsia="宋体"/>
+          <w:b w:val="0"/>
+          <w:sz w:val="21"/>
+        </w:rPr>
+        <w:t xml:space="preserve"> → 点 </w:t>
+      </w:r>
+      <w:r>
+        <w:rPr>
+          <w:rFonts w:ascii="Consolas" w:hAnsi="Consolas" w:eastAsia="宋体"/>
+          <w:b w:val="0"/>
+          <w:sz w:val="19"/>
+        </w:rPr>
+        <w:t>你的域名</w:t>
+      </w:r>
+      <w:r>
+        <w:rPr>
+          <w:rFonts w:ascii="宋体" w:hAnsi="宋体" w:eastAsia="宋体"/>
+          <w:b w:val="0"/>
+          <w:sz w:val="21"/>
+        </w:rPr>
+        <w:t xml:space="preserve"> → </w:t>
+      </w:r>
+      <w:r>
+        <w:rPr>
+          <w:rFonts w:ascii="宋体" w:hAnsi="宋体" w:eastAsia="宋体"/>
+          <w:b/>
+          <w:sz w:val="21"/>
+        </w:rPr>
+        <w:t>解析设置</w:t>
+      </w:r>
+      <w:r>
+        <w:rPr>
+          <w:rFonts w:ascii="宋体" w:hAnsi="宋体" w:eastAsia="宋体"/>
+          <w:b w:val="0"/>
+          <w:sz w:val="21"/>
+        </w:rPr>
+        <w:t xml:space="preserve"> → </w:t>
+      </w:r>
+      <w:r>
+        <w:rPr>
+          <w:rFonts w:ascii="宋体" w:hAnsi="宋体" w:eastAsia="宋体"/>
+          <w:b/>
+          <w:sz w:val="21"/>
+        </w:rPr>
+        <w:t>添加记录</w:t>
+      </w:r>
+      <w:r>
+        <w:rPr>
+          <w:rFonts w:ascii="宋体" w:hAnsi="宋体" w:eastAsia="宋体"/>
+          <w:b w:val="0"/>
+          <w:sz w:val="21"/>
+        </w:rPr>
+        <w:t>：</w:t>
+      </w:r>
+    </w:p>
+    <w:tbl>
+      <w:tblPr>
+        <w:tblStyle w:val="TableGrid"/>
+        <w:tblW w:type="auto" w:w="0"/>
+        <w:jc w:val="center"/>
+        <w:tblLayout w:type="autofit"/>
+        <w:tblLook w:firstColumn="1" w:firstRow="1" w:lastColumn="0" w:lastRow="0" w:noHBand="0" w:noVBand="1" w:val="04A0"/>
+      </w:tblPr>
+      <w:tblGrid>
+        <w:gridCol w:w="4819"/>
+        <w:gridCol w:w="4819"/>
+      </w:tblGrid>
+      <w:tr>
+        <w:trPr>
+          <w:cantSplit/>
+          <w:tblHeader/>
+        </w:trPr>
+        <w:tc>
+          <w:tcPr>
+            <w:tcW w:type="dxa" w:w="4819"/>
+          </w:tcPr>
+          <w:p>
+            <w:pPr>
+              <w:spacing w:after="0"/>
+            </w:pPr>
+            <w:r>
+              <w:rPr>
+                <w:rFonts w:ascii="宋体" w:hAnsi="宋体" w:eastAsia="宋体"/>
+                <w:b/>
+                <w:sz w:val="17"/>
+              </w:rPr>
+              <w:t>字段</w:t>
+            </w:r>
+          </w:p>
+        </w:tc>
+        <w:tc>
+          <w:tcPr>
+            <w:tcW w:type="dxa" w:w="4819"/>
+          </w:tcPr>
+          <w:p>
+            <w:pPr>
+              <w:spacing w:after="0"/>
+            </w:pPr>
+            <w:r>
+              <w:rPr>
+                <w:rFonts w:ascii="宋体" w:hAnsi="宋体" w:eastAsia="宋体"/>
+                <w:b/>
+                <w:sz w:val="17"/>
+              </w:rPr>
+              <w:t>填什么</w:t>
+            </w:r>
+          </w:p>
+        </w:tc>
+      </w:tr>
+      <w:tr>
+        <w:trPr>
+          <w:cantSplit/>
+        </w:trPr>
+        <w:tc>
+          <w:tcPr>
+            <w:tcW w:type="dxa" w:w="4819"/>
+          </w:tcPr>
+          <w:p>
+            <w:pPr>
+              <w:spacing w:after="0"/>
+            </w:pPr>
+            <w:r>
+              <w:rPr>
+                <w:rFonts w:ascii="宋体" w:hAnsi="宋体" w:eastAsia="宋体"/>
+                <w:b w:val="0"/>
+                <w:sz w:val="17"/>
+              </w:rPr>
+              <w:t>记录类型</w:t>
+            </w:r>
+          </w:p>
+        </w:tc>
+        <w:tc>
+          <w:tcPr>
+            <w:tcW w:type="dxa" w:w="4819"/>
+          </w:tcPr>
+          <w:p>
+            <w:pPr>
+              <w:spacing w:after="0"/>
+            </w:pPr>
+            <w:r>
+              <w:rPr>
+                <w:rFonts w:ascii="Consolas" w:hAnsi="Consolas" w:eastAsia="宋体"/>
+                <w:b w:val="0"/>
+                <w:sz w:val="15"/>
+              </w:rPr>
+              <w:t>CNAME</w:t>
+            </w:r>
+          </w:p>
+        </w:tc>
+      </w:tr>
+      <w:tr>
+        <w:trPr>
+          <w:cantSplit/>
+        </w:trPr>
+        <w:tc>
+          <w:tcPr>
+            <w:tcW w:type="dxa" w:w="4819"/>
+          </w:tcPr>
+          <w:p>
+            <w:pPr>
+              <w:spacing w:after="0"/>
+            </w:pPr>
+            <w:r>
+              <w:rPr>
+                <w:rFonts w:ascii="宋体" w:hAnsi="宋体" w:eastAsia="宋体"/>
+                <w:b w:val="0"/>
+                <w:sz w:val="17"/>
+              </w:rPr>
+              <w:t>主机记录</w:t>
+            </w:r>
+          </w:p>
+        </w:tc>
+        <w:tc>
+          <w:tcPr>
+            <w:tcW w:type="dxa" w:w="4819"/>
+          </w:tcPr>
+          <w:p>
+            <w:pPr>
+              <w:spacing w:after="0"/>
+            </w:pPr>
+            <w:r>
+              <w:rPr>
+                <w:rFonts w:ascii="Consolas" w:hAnsi="Consolas" w:eastAsia="宋体"/>
+                <w:b w:val="0"/>
+                <w:sz w:val="15"/>
+              </w:rPr>
+              <w:t>friend</w:t>
+            </w:r>
+            <w:r>
+              <w:rPr>
+                <w:rFonts w:ascii="宋体" w:hAnsi="宋体" w:eastAsia="宋体"/>
+                <w:b w:val="0"/>
+                <w:sz w:val="17"/>
+              </w:rPr>
+              <w:t xml:space="preserve">（要 </w:t>
+            </w:r>
+            <w:r>
+              <w:rPr>
+                <w:rFonts w:ascii="Consolas" w:hAnsi="Consolas" w:eastAsia="宋体"/>
+                <w:b w:val="0"/>
+                <w:sz w:val="15"/>
+              </w:rPr>
+              <w:t>ai2.域名</w:t>
+            </w:r>
+            <w:r>
+              <w:rPr>
+                <w:rFonts w:ascii="宋体" w:hAnsi="宋体" w:eastAsia="宋体"/>
+                <w:b w:val="0"/>
+                <w:sz w:val="17"/>
+              </w:rPr>
+              <w:t xml:space="preserve"> 就填 </w:t>
+            </w:r>
+            <w:r>
+              <w:rPr>
+                <w:rFonts w:ascii="Consolas" w:hAnsi="Consolas" w:eastAsia="宋体"/>
+                <w:b w:val="0"/>
+                <w:sz w:val="15"/>
+              </w:rPr>
+              <w:t>ai2</w:t>
+            </w:r>
+            <w:r>
+              <w:rPr>
+                <w:rFonts w:ascii="宋体" w:hAnsi="宋体" w:eastAsia="宋体"/>
+                <w:b w:val="0"/>
+                <w:sz w:val="17"/>
+              </w:rPr>
+              <w:t>，</w:t>
+            </w:r>
+            <w:r>
+              <w:rPr>
+                <w:rFonts w:ascii="宋体" w:hAnsi="宋体" w:eastAsia="宋体"/>
+                <w:b/>
+                <w:sz w:val="17"/>
+              </w:rPr>
+              <w:t>只填前缀，不要带域名</w:t>
+            </w:r>
+            <w:r>
+              <w:rPr>
+                <w:rFonts w:ascii="宋体" w:hAnsi="宋体" w:eastAsia="宋体"/>
+                <w:b w:val="0"/>
+                <w:sz w:val="17"/>
+              </w:rPr>
+              <w:t>）</w:t>
+            </w:r>
+          </w:p>
+        </w:tc>
+      </w:tr>
+      <w:tr>
+        <w:trPr>
+          <w:cantSplit/>
+        </w:trPr>
+        <w:tc>
+          <w:tcPr>
+            <w:tcW w:type="dxa" w:w="4819"/>
+          </w:tcPr>
+          <w:p>
+            <w:pPr>
+              <w:spacing w:after="0"/>
+            </w:pPr>
+            <w:r>
+              <w:rPr>
+                <w:rFonts w:ascii="宋体" w:hAnsi="宋体" w:eastAsia="宋体"/>
+                <w:b w:val="0"/>
+                <w:sz w:val="17"/>
+              </w:rPr>
+              <w:t>记录值</w:t>
+            </w:r>
+          </w:p>
+        </w:tc>
+        <w:tc>
+          <w:tcPr>
+            <w:tcW w:type="dxa" w:w="4819"/>
+          </w:tcPr>
+          <w:p>
+            <w:pPr>
+              <w:spacing w:after="0"/>
+            </w:pPr>
+            <w:r>
+              <w:rPr>
+                <w:rFonts w:ascii="宋体" w:hAnsi="宋体" w:eastAsia="宋体"/>
+                <w:b w:val="0"/>
+                <w:sz w:val="17"/>
+              </w:rPr>
+              <w:t xml:space="preserve">他发给你的那串（如 </w:t>
+            </w:r>
+            <w:r>
+              <w:rPr>
+                <w:rFonts w:ascii="Consolas" w:hAnsi="Consolas" w:eastAsia="宋体"/>
+                <w:b w:val="0"/>
+                <w:sz w:val="15"/>
+              </w:rPr>
+              <w:t>xxxx.vercel-dns-0xx.com</w:t>
+            </w:r>
+            <w:r>
+              <w:rPr>
+                <w:rFonts w:ascii="宋体" w:hAnsi="宋体" w:eastAsia="宋体"/>
+                <w:b w:val="0"/>
+                <w:sz w:val="17"/>
+              </w:rPr>
+              <w:t>）</w:t>
+            </w:r>
+          </w:p>
+        </w:tc>
+      </w:tr>
+      <w:tr>
+        <w:trPr>
+          <w:cantSplit/>
+        </w:trPr>
+        <w:tc>
+          <w:tcPr>
+            <w:tcW w:type="dxa" w:w="4819"/>
+          </w:tcPr>
+          <w:p>
+            <w:pPr>
+              <w:spacing w:after="0"/>
+            </w:pPr>
+            <w:r>
+              <w:rPr>
+                <w:rFonts w:ascii="宋体" w:hAnsi="宋体" w:eastAsia="宋体"/>
+                <w:b w:val="0"/>
+                <w:sz w:val="17"/>
+              </w:rPr>
+              <w:t>TTL</w:t>
+            </w:r>
+          </w:p>
+        </w:tc>
+        <w:tc>
+          <w:tcPr>
+            <w:tcW w:type="dxa" w:w="4819"/>
+          </w:tcPr>
+          <w:p>
+            <w:pPr>
+              <w:spacing w:after="0"/>
+            </w:pPr>
+            <w:r>
+              <w:rPr>
+                <w:rFonts w:ascii="宋体" w:hAnsi="宋体" w:eastAsia="宋体"/>
+                <w:b w:val="0"/>
+                <w:sz w:val="17"/>
+              </w:rPr>
+              <w:t>600（默认即可）</w:t>
+            </w:r>
+          </w:p>
+        </w:tc>
+      </w:tr>
+    </w:tbl>
+    <w:p>
+      <w:pPr>
+        <w:spacing w:after="40"/>
+      </w:pPr>
+    </w:p>
+    <w:p>
+      <w:r>
+        <w:rPr>
+          <w:rFonts w:ascii="宋体" w:hAnsi="宋体" w:eastAsia="宋体"/>
+          <w:b/>
+          <w:sz w:val="21"/>
+        </w:rPr>
+        <w:t>第 3 步：等生效并验证</w:t>
+      </w:r>
+    </w:p>
+    <w:p>
+      <w:r>
+        <w:rPr>
+          <w:rFonts w:ascii="宋体" w:hAnsi="宋体" w:eastAsia="宋体"/>
+          <w:b w:val="0"/>
+          <w:sz w:val="21"/>
+        </w:rPr>
+        <w:t xml:space="preserve">DNS 一般 </w:t>
+      </w:r>
+      <w:r>
+        <w:rPr>
+          <w:rFonts w:ascii="宋体" w:hAnsi="宋体" w:eastAsia="宋体"/>
+          <w:b/>
+          <w:sz w:val="21"/>
+        </w:rPr>
+        <w:t>1–10 分钟</w:t>
+      </w:r>
+      <w:r>
+        <w:rPr>
+          <w:rFonts w:ascii="宋体" w:hAnsi="宋体" w:eastAsia="宋体"/>
+          <w:b w:val="0"/>
+          <w:sz w:val="21"/>
+        </w:rPr>
+        <w:t>（TTL 600 之内）。验证：</w:t>
+      </w:r>
+    </w:p>
+    <w:p>
+      <w:pPr>
+        <w:spacing w:line="240" w:lineRule="auto" w:after="80"/>
+      </w:pPr>
+      <w:r>
+        <w:rPr>
+          <w:rFonts w:ascii="Consolas" w:hAnsi="Consolas" w:eastAsia="宋体"/>
+          <w:sz w:val="17"/>
+        </w:rPr>
+        <w:t>nslookup friend.你的域名.com</w:t>
+      </w:r>
+    </w:p>
+    <w:p>
+      <w:r>
+        <w:rPr>
+          <w:rFonts w:ascii="宋体" w:hAnsi="宋体" w:eastAsia="宋体"/>
+          <w:b w:val="0"/>
+          <w:sz w:val="21"/>
+        </w:rPr>
+        <w:t xml:space="preserve">解析到那串 </w:t>
+      </w:r>
+      <w:r>
+        <w:rPr>
+          <w:rFonts w:ascii="Consolas" w:hAnsi="Consolas" w:eastAsia="宋体"/>
+          <w:b w:val="0"/>
+          <w:sz w:val="19"/>
+        </w:rPr>
+        <w:t>vercel-dns-*.com</w:t>
+      </w:r>
+      <w:r>
+        <w:rPr>
+          <w:rFonts w:ascii="宋体" w:hAnsi="宋体" w:eastAsia="宋体"/>
+          <w:b w:val="0"/>
+          <w:sz w:val="21"/>
+        </w:rPr>
+        <w:t xml:space="preserve"> 就说明通了。然后打开 </w:t>
+      </w:r>
+      <w:r>
+        <w:rPr>
+          <w:rFonts w:ascii="Consolas" w:hAnsi="Consolas" w:eastAsia="宋体"/>
+          <w:b w:val="0"/>
+          <w:sz w:val="19"/>
+        </w:rPr>
+        <w:t>https://friend.你的域名.com</w:t>
+      </w:r>
+      <w:r>
+        <w:rPr>
+          <w:rFonts w:ascii="宋体" w:hAnsi="宋体" w:eastAsia="宋体"/>
+          <w:b w:val="0"/>
+          <w:sz w:val="21"/>
+        </w:rPr>
+        <w:t xml:space="preserve"> —— Vercel 会自动签发 HTTPS 证书，</w:t>
+      </w:r>
+      <w:r>
+        <w:rPr>
+          <w:rFonts w:ascii="宋体" w:hAnsi="宋体" w:eastAsia="宋体"/>
+          <w:b/>
+          <w:sz w:val="21"/>
+        </w:rPr>
+        <w:t>第一次可能要等 1–2 分钟</w:t>
+      </w:r>
+      <w:r>
+        <w:rPr>
+          <w:rFonts w:ascii="宋体" w:hAnsi="宋体" w:eastAsia="宋体"/>
+          <w:b w:val="0"/>
+          <w:sz w:val="21"/>
+        </w:rPr>
+        <w:t>。</w:t>
+      </w:r>
+    </w:p>
+    <w:p>
+      <w:r>
+        <w:rPr>
+          <w:rFonts w:ascii="宋体" w:hAnsi="宋体" w:eastAsia="宋体"/>
+          <w:b w:val="0"/>
+          <w:sz w:val="21"/>
+        </w:rPr>
+        <w:t xml:space="preserve">他在 Vercel 的 Domains 页会从 </w:t>
+      </w:r>
+      <w:r>
+        <w:rPr>
+          <w:rFonts w:ascii="宋体" w:hAnsi="宋体" w:eastAsia="宋体"/>
+          <w:b/>
+          <w:sz w:val="21"/>
+        </w:rPr>
+        <w:t>Invalid Configuration</w:t>
+      </w:r>
+      <w:r>
+        <w:rPr>
+          <w:rFonts w:ascii="宋体" w:hAnsi="宋体" w:eastAsia="宋体"/>
+          <w:b w:val="0"/>
+          <w:sz w:val="21"/>
+        </w:rPr>
+        <w:t xml:space="preserve"> 变成 </w:t>
+      </w:r>
+      <w:r>
+        <w:rPr>
+          <w:rFonts w:ascii="宋体" w:hAnsi="宋体" w:eastAsia="宋体"/>
+          <w:b/>
+          <w:sz w:val="21"/>
+        </w:rPr>
+        <w:t>Valid Configuration</w:t>
+      </w:r>
+      <w:r>
+        <w:rPr>
+          <w:rFonts w:ascii="宋体" w:hAnsi="宋体" w:eastAsia="宋体"/>
+          <w:b w:val="0"/>
+          <w:sz w:val="21"/>
+        </w:rPr>
+        <w:t xml:space="preserve"> ✅</w:t>
+      </w:r>
+    </w:p>
+    <w:p>
+      <w:pPr>
+        <w:pStyle w:val="Heading3"/>
+      </w:pPr>
+      <w:r>
+        <w:rPr>
+          <w:rFonts w:ascii="黑体" w:hAnsi="黑体" w:eastAsia="黑体"/>
+          <w:b/>
+          <w:sz w:val="23"/>
+        </w:rPr>
+        <w:t>8.6.2 四个必须注意的点</w:t>
+      </w:r>
+    </w:p>
+    <w:tbl>
+      <w:tblPr>
+        <w:tblStyle w:val="TableGrid"/>
+        <w:tblW w:type="auto" w:w="0"/>
+        <w:jc w:val="center"/>
+        <w:tblLayout w:type="autofit"/>
+        <w:tblLook w:firstColumn="1" w:firstRow="1" w:lastColumn="0" w:lastRow="0" w:noHBand="0" w:noVBand="1" w:val="04A0"/>
+      </w:tblPr>
+      <w:tblGrid>
+        <w:gridCol w:w="4819"/>
+        <w:gridCol w:w="4819"/>
+      </w:tblGrid>
+      <w:tr>
+        <w:trPr>
+          <w:cantSplit/>
+          <w:tblHeader/>
+        </w:trPr>
+        <w:tc>
+          <w:tcPr>
+            <w:tcW w:type="dxa" w:w="4819"/>
+          </w:tcPr>
+          <w:p>
+            <w:pPr>
+              <w:spacing w:after="0"/>
+            </w:pPr>
+            <w:r>
+              <w:rPr>
+                <w:rFonts w:ascii="宋体" w:hAnsi="宋体" w:eastAsia="宋体"/>
+                <w:b/>
+                <w:sz w:val="17"/>
+              </w:rPr>
+              <w:t>点</w:t>
+            </w:r>
+          </w:p>
+        </w:tc>
+        <w:tc>
+          <w:tcPr>
+            <w:tcW w:type="dxa" w:w="4819"/>
+          </w:tcPr>
+          <w:p>
+            <w:pPr>
+              <w:spacing w:after="0"/>
+            </w:pPr>
+            <w:r>
+              <w:rPr>
+                <w:rFonts w:ascii="宋体" w:hAnsi="宋体" w:eastAsia="宋体"/>
+                <w:b/>
+                <w:sz w:val="17"/>
+              </w:rPr>
+              <w:t>说明</w:t>
+            </w:r>
+          </w:p>
+        </w:tc>
+      </w:tr>
+      <w:tr>
+        <w:trPr>
+          <w:cantSplit/>
+        </w:trPr>
+        <w:tc>
+          <w:tcPr>
+            <w:tcW w:type="dxa" w:w="4819"/>
+          </w:tcPr>
+          <w:p>
+            <w:pPr>
+              <w:spacing w:after="0"/>
+            </w:pPr>
+            <w:r>
+              <w:rPr>
+                <w:rFonts w:ascii="宋体" w:hAnsi="宋体" w:eastAsia="宋体"/>
+                <w:b/>
+                <w:sz w:val="17"/>
+              </w:rPr>
+              <w:t>必须用子域名</w:t>
+            </w:r>
+          </w:p>
+        </w:tc>
+        <w:tc>
+          <w:tcPr>
+            <w:tcW w:type="dxa" w:w="4819"/>
+          </w:tcPr>
+          <w:p>
+            <w:pPr>
+              <w:spacing w:after="0"/>
+            </w:pPr>
+            <w:r>
+              <w:rPr>
+                <w:rFonts w:ascii="宋体" w:hAnsi="宋体" w:eastAsia="宋体"/>
+                <w:b w:val="0"/>
+                <w:sz w:val="17"/>
+              </w:rPr>
+              <w:t xml:space="preserve">裸域和 </w:t>
+            </w:r>
+            <w:r>
+              <w:rPr>
+                <w:rFonts w:ascii="Consolas" w:hAnsi="Consolas" w:eastAsia="宋体"/>
+                <w:b w:val="0"/>
+                <w:sz w:val="15"/>
+              </w:rPr>
+              <w:t>www</w:t>
+            </w:r>
+            <w:r>
+              <w:rPr>
+                <w:rFonts w:ascii="宋体" w:hAnsi="宋体" w:eastAsia="宋体"/>
+                <w:b w:val="0"/>
+                <w:sz w:val="17"/>
+              </w:rPr>
+              <w:t xml:space="preserve"> 已经指向你的项目，</w:t>
+            </w:r>
+            <w:r>
+              <w:rPr>
+                <w:rFonts w:ascii="宋体" w:hAnsi="宋体" w:eastAsia="宋体"/>
+                <w:b/>
+                <w:sz w:val="17"/>
+              </w:rPr>
+              <w:t>不能再给第二个项目</w:t>
+            </w:r>
+            <w:r>
+              <w:rPr>
+                <w:rFonts w:ascii="宋体" w:hAnsi="宋体" w:eastAsia="宋体"/>
+                <w:b w:val="0"/>
+                <w:sz w:val="17"/>
+              </w:rPr>
+              <w:t>；子域名能加任意多个</w:t>
+            </w:r>
+          </w:p>
+        </w:tc>
+      </w:tr>
+      <w:tr>
+        <w:trPr>
+          <w:cantSplit/>
+        </w:trPr>
+        <w:tc>
+          <w:tcPr>
+            <w:tcW w:type="dxa" w:w="4819"/>
+          </w:tcPr>
+          <w:p>
+            <w:pPr>
+              <w:spacing w:after="0"/>
+            </w:pPr>
+            <w:r>
+              <w:rPr>
+                <w:rFonts w:ascii="宋体" w:hAnsi="宋体" w:eastAsia="宋体"/>
+                <w:b/>
+                <w:sz w:val="17"/>
+              </w:rPr>
+              <w:t>别照抄现有那条 CNAME</w:t>
+            </w:r>
+          </w:p>
+        </w:tc>
+        <w:tc>
+          <w:tcPr>
+            <w:tcW w:type="dxa" w:w="4819"/>
+          </w:tcPr>
+          <w:p>
+            <w:pPr>
+              <w:spacing w:after="0"/>
+            </w:pPr>
+            <w:r>
+              <w:rPr>
+                <w:rFonts w:ascii="宋体" w:hAnsi="宋体" w:eastAsia="宋体"/>
+                <w:b w:val="0"/>
+                <w:sz w:val="17"/>
+              </w:rPr>
+              <w:t>Vercel 给每个项目分配</w:t>
+            </w:r>
+            <w:r>
+              <w:rPr>
+                <w:rFonts w:ascii="宋体" w:hAnsi="宋体" w:eastAsia="宋体"/>
+                <w:b/>
+                <w:sz w:val="17"/>
+              </w:rPr>
+              <w:t>不同的</w:t>
+            </w:r>
+            <w:r>
+              <w:rPr>
+                <w:rFonts w:ascii="宋体" w:hAnsi="宋体" w:eastAsia="宋体"/>
+                <w:b w:val="0"/>
+                <w:sz w:val="17"/>
+              </w:rPr>
+              <w:t xml:space="preserve">目标值（你现有的 </w:t>
+            </w:r>
+            <w:r>
+              <w:rPr>
+                <w:rFonts w:ascii="Consolas" w:hAnsi="Consolas" w:eastAsia="宋体"/>
+                <w:b w:val="0"/>
+                <w:sz w:val="15"/>
+              </w:rPr>
+              <w:t>www</w:t>
+            </w:r>
+            <w:r>
+              <w:rPr>
+                <w:rFonts w:ascii="宋体" w:hAnsi="宋体" w:eastAsia="宋体"/>
+                <w:b w:val="0"/>
+                <w:sz w:val="17"/>
+              </w:rPr>
+              <w:t xml:space="preserve"> 指向的那串是他拿不到的，抄了会一直 Invalid）</w:t>
+            </w:r>
+          </w:p>
+        </w:tc>
+      </w:tr>
+      <w:tr>
+        <w:trPr>
+          <w:cantSplit/>
+        </w:trPr>
+        <w:tc>
+          <w:tcPr>
+            <w:tcW w:type="dxa" w:w="4819"/>
+          </w:tcPr>
+          <w:p>
+            <w:pPr>
+              <w:spacing w:after="0"/>
+            </w:pPr>
+            <w:r>
+              <w:rPr>
+                <w:rFonts w:ascii="宋体" w:hAnsi="宋体" w:eastAsia="宋体"/>
+                <w:b/>
+                <w:sz w:val="17"/>
+              </w:rPr>
+              <w:t>域名控制权仍在你手里</w:t>
+            </w:r>
+          </w:p>
+        </w:tc>
+        <w:tc>
+          <w:tcPr>
+            <w:tcW w:type="dxa" w:w="4819"/>
+          </w:tcPr>
+          <w:p>
+            <w:pPr>
+              <w:spacing w:after="0"/>
+            </w:pPr>
+            <w:r>
+              <w:rPr>
+                <w:rFonts w:ascii="宋体" w:hAnsi="宋体" w:eastAsia="宋体"/>
+                <w:b w:val="0"/>
+                <w:sz w:val="17"/>
+              </w:rPr>
+              <w:t>续费、解析、证书都归你；他不用了你就删掉那条记录，零残留</w:t>
+            </w:r>
+          </w:p>
+        </w:tc>
+      </w:tr>
+      <w:tr>
+        <w:trPr>
+          <w:cantSplit/>
+        </w:trPr>
+        <w:tc>
+          <w:tcPr>
+            <w:tcW w:type="dxa" w:w="4819"/>
+          </w:tcPr>
+          <w:p>
+            <w:pPr>
+              <w:spacing w:after="0"/>
+            </w:pPr>
+            <w:r>
+              <w:rPr>
+                <w:rFonts w:ascii="宋体" w:hAnsi="宋体" w:eastAsia="宋体"/>
+                <w:b/>
+                <w:sz w:val="17"/>
+              </w:rPr>
+              <w:t>不需要备案</w:t>
+            </w:r>
+          </w:p>
+        </w:tc>
+        <w:tc>
+          <w:tcPr>
+            <w:tcW w:type="dxa" w:w="4819"/>
+          </w:tcPr>
+          <w:p>
+            <w:pPr>
+              <w:spacing w:after="0"/>
+            </w:pPr>
+            <w:r>
+              <w:rPr>
+                <w:rFonts w:ascii="宋体" w:hAnsi="宋体" w:eastAsia="宋体"/>
+                <w:b w:val="0"/>
+                <w:sz w:val="17"/>
+              </w:rPr>
+              <w:t>解析指向 Vercel（境外），不涉及内地服务器，</w:t>
+            </w:r>
+            <w:r>
+              <w:rPr>
+                <w:rFonts w:ascii="宋体" w:hAnsi="宋体" w:eastAsia="宋体"/>
+                <w:b/>
+                <w:sz w:val="17"/>
+              </w:rPr>
+              <w:t>免 ICP 备案</w:t>
+            </w:r>
+          </w:p>
+        </w:tc>
+      </w:tr>
+    </w:tbl>
+    <w:p>
+      <w:pPr>
+        <w:spacing w:after="40"/>
+      </w:pPr>
+    </w:p>
+    <w:p>
+      <w:pPr>
+        <w:pStyle w:val="Heading3"/>
+      </w:pPr>
+      <w:r>
+        <w:rPr>
+          <w:rFonts w:ascii="黑体" w:hAnsi="黑体" w:eastAsia="黑体"/>
+          <w:b/>
+          <w:sz w:val="23"/>
+        </w:rPr>
+        <w:t>8.6.3 建议事先约定三件事（避免以后扯皮）</w:t>
+      </w:r>
+    </w:p>
+    <w:p>
+      <w:pPr>
+        <w:ind w:left="425" w:hanging="425"/>
+      </w:pPr>
+      <w:r>
+        <w:rPr>
+          <w:rFonts w:ascii="宋体" w:hAnsi="宋体" w:eastAsia="宋体"/>
+          <w:b w:val="0"/>
+          <w:sz w:val="21"/>
+        </w:rPr>
+        <w:t xml:space="preserve">1. </w:t>
+      </w:r>
+      <w:r>
+        <w:rPr>
+          <w:rFonts w:ascii="宋体" w:hAnsi="宋体" w:eastAsia="宋体"/>
+          <w:b/>
+          <w:sz w:val="21"/>
+        </w:rPr>
+        <w:t>用途与期限</w:t>
+      </w:r>
+      <w:r>
+        <w:rPr>
+          <w:rFonts w:ascii="宋体" w:hAnsi="宋体" w:eastAsia="宋体"/>
+          <w:b w:val="0"/>
+          <w:sz w:val="21"/>
+        </w:rPr>
+        <w:t>：这个子域名只用于演示/学习，不做商业用途；不用了谁负责删记录；</w:t>
+      </w:r>
+    </w:p>
+    <w:p>
+      <w:pPr>
+        <w:ind w:left="425" w:hanging="425"/>
+      </w:pPr>
+      <w:r>
+        <w:rPr>
+          <w:rFonts w:ascii="宋体" w:hAnsi="宋体" w:eastAsia="宋体"/>
+          <w:b w:val="0"/>
+          <w:sz w:val="21"/>
+        </w:rPr>
+        <w:t xml:space="preserve">2. </w:t>
+      </w:r>
+      <w:r>
+        <w:rPr>
+          <w:rFonts w:ascii="宋体" w:hAnsi="宋体" w:eastAsia="宋体"/>
+          <w:b/>
+          <w:sz w:val="21"/>
+        </w:rPr>
+        <w:t>内容责任</w:t>
+      </w:r>
+      <w:r>
+        <w:rPr>
+          <w:rFonts w:ascii="宋体" w:hAnsi="宋体" w:eastAsia="宋体"/>
+          <w:b w:val="0"/>
+          <w:sz w:val="21"/>
+        </w:rPr>
+        <w:t>：应用挂在你域名下，等于挂着你的牌子。约定不放违规内容 —— 真被举报，受影响的是你的域名；</w:t>
+      </w:r>
+    </w:p>
+    <w:p>
+      <w:pPr>
+        <w:ind w:left="425" w:hanging="425"/>
+      </w:pPr>
+      <w:r>
+        <w:rPr>
+          <w:rFonts w:ascii="宋体" w:hAnsi="宋体" w:eastAsia="宋体"/>
+          <w:b w:val="0"/>
+          <w:sz w:val="21"/>
+        </w:rPr>
+        <w:t xml:space="preserve">3. </w:t>
+      </w:r>
+      <w:r>
+        <w:rPr>
+          <w:rFonts w:ascii="宋体" w:hAnsi="宋体" w:eastAsia="宋体"/>
+          <w:b/>
+          <w:sz w:val="21"/>
+        </w:rPr>
+        <w:t>不给账号密码</w:t>
+      </w:r>
+      <w:r>
+        <w:rPr>
+          <w:rFonts w:ascii="宋体" w:hAnsi="宋体" w:eastAsia="宋体"/>
+          <w:b w:val="0"/>
+          <w:sz w:val="21"/>
+        </w:rPr>
+        <w:t>：他只需要你加一条 CNAME；</w:t>
+      </w:r>
+      <w:r>
+        <w:rPr>
+          <w:rFonts w:ascii="宋体" w:hAnsi="宋体" w:eastAsia="宋体"/>
+          <w:b/>
+          <w:sz w:val="21"/>
+        </w:rPr>
+        <w:t>千万别把阿里云账号密码给他</w:t>
+      </w:r>
+      <w:r>
+        <w:rPr>
+          <w:rFonts w:ascii="宋体" w:hAnsi="宋体" w:eastAsia="宋体"/>
+          <w:b w:val="0"/>
+          <w:sz w:val="21"/>
+        </w:rPr>
+        <w:t xml:space="preserve"> —— 能改解析就能把你的主站指到别处。</w:t>
+      </w:r>
+    </w:p>
+    <w:p>
+      <w:pPr>
+        <w:pStyle w:val="Heading3"/>
+      </w:pPr>
+      <w:r>
+        <w:rPr>
+          <w:rFonts w:ascii="黑体" w:hAnsi="黑体" w:eastAsia="黑体"/>
+          <w:b/>
+          <w:sz w:val="23"/>
+        </w:rPr>
+        <w:t>8.6.4 成本与迁移</w:t>
+      </w:r>
+    </w:p>
+    <w:p>
+      <w:pPr>
+        <w:pStyle w:val="ListBullet"/>
+      </w:pPr>
+      <w:r>
+        <w:rPr>
+          <w:rFonts w:ascii="宋体" w:hAnsi="宋体" w:eastAsia="宋体"/>
+          <w:b/>
+          <w:sz w:val="21"/>
+        </w:rPr>
+        <w:t>钱</w:t>
+      </w:r>
+      <w:r>
+        <w:rPr>
+          <w:rFonts w:ascii="宋体" w:hAnsi="宋体" w:eastAsia="宋体"/>
+          <w:b w:val="0"/>
+          <w:sz w:val="21"/>
+        </w:rPr>
+        <w:t>：0（域名你已有；CNAME 记录不额外收费；Vercel 免费版支持自定义域名）；</w:t>
+      </w:r>
+    </w:p>
+    <w:p>
+      <w:pPr>
+        <w:pStyle w:val="ListBullet"/>
+      </w:pPr>
+      <w:r>
+        <w:rPr>
+          <w:rFonts w:ascii="宋体" w:hAnsi="宋体" w:eastAsia="宋体"/>
+          <w:b/>
+          <w:sz w:val="21"/>
+        </w:rPr>
+        <w:t>迁移</w:t>
+      </w:r>
+      <w:r>
+        <w:rPr>
+          <w:rFonts w:ascii="宋体" w:hAnsi="宋体" w:eastAsia="宋体"/>
+          <w:b w:val="0"/>
+          <w:sz w:val="21"/>
+        </w:rPr>
+        <w:t>：他以后想独立，只需「买自己域名 + 把这条 CNAME 指过去」，5 分钟的事。</w:t>
+      </w:r>
+    </w:p>
+    <w:p>
+      <w:pPr>
+        <w:pStyle w:val="Heading3"/>
+      </w:pPr>
+      <w:r>
+        <w:rPr>
+          <w:rFonts w:ascii="黑体" w:hAnsi="黑体" w:eastAsia="黑体"/>
+          <w:b/>
+          <w:sz w:val="23"/>
+        </w:rPr>
+        <w:t>8.6.5 部署完仍要验证</w:t>
+      </w:r>
+    </w:p>
+    <w:p>
+      <w:r>
+        <w:rPr>
+          <w:rFonts w:ascii="宋体" w:hAnsi="宋体" w:eastAsia="宋体"/>
+          <w:b w:val="0"/>
+          <w:sz w:val="21"/>
+        </w:rPr>
+        <w:t xml:space="preserve">别因为「域名能打开」就以为完事 —— 让他按 </w:t>
+      </w:r>
+      <w:r>
+        <w:rPr>
+          <w:rFonts w:ascii="宋体" w:hAnsi="宋体" w:eastAsia="宋体"/>
+          <w:b/>
+          <w:sz w:val="21"/>
+        </w:rPr>
+        <w:t>第 7 节</w:t>
+      </w:r>
+      <w:r>
+        <w:rPr>
+          <w:rFonts w:ascii="宋体" w:hAnsi="宋体" w:eastAsia="宋体"/>
+          <w:b w:val="0"/>
+          <w:sz w:val="21"/>
+        </w:rPr>
+        <w:t>跑那 5 条验证，尤其是第 4 条「语义归并已就绪」。通过域名访问一样要下 76 MB，首次慢是正常的。</w:t>
       </w:r>
     </w:p>
     <w:p>

--- a/docs/部署指南-朋友版.docx
+++ b/docs/部署指南-朋友版.docx
@@ -7683,30 +7683,30 @@
           <w:b/>
           <w:sz w:val="26"/>
         </w:rPr>
-        <w:t>8.6 借别人的域名部署（他用自己的 Vercel，绑你的子域名）</w:t>
+        <w:t>8.6 用你自己的 Vercel 账号 + 借他的域名（子域名）</w:t>
       </w:r>
     </w:p>
     <w:p>
       <w:r>
         <w:rPr>
           <w:rFonts w:ascii="宋体" w:hAnsi="宋体" w:eastAsia="宋体"/>
-          <w:b w:val="0"/>
-          <w:sz w:val="21"/>
-        </w:rPr>
-        <w:t>适合这种情况：</w:t>
-      </w:r>
-      <w:r>
-        <w:rPr>
-          <w:rFonts w:ascii="宋体" w:hAnsi="宋体" w:eastAsia="宋体"/>
           <w:b/>
           <w:sz w:val="21"/>
         </w:rPr>
-        <w:t xml:space="preserve">朋友用自己的 Vercel 账号部署，但想用一个「好记的域名」而不是 </w:t>
+        <w:t>场景</w:t>
+      </w:r>
+      <w:r>
+        <w:rPr>
+          <w:rFonts w:ascii="宋体" w:hAnsi="宋体" w:eastAsia="宋体"/>
+          <w:b w:val="0"/>
+          <w:sz w:val="21"/>
+        </w:rPr>
+        <w:t xml:space="preserve">：你用自己的 Vercel 账号部署，但想要一个「好记的域名」，而不是 </w:t>
       </w:r>
       <w:r>
         <w:rPr>
           <w:rFonts w:ascii="Consolas" w:hAnsi="Consolas" w:eastAsia="宋体"/>
-          <w:b/>
+          <w:b w:val="0"/>
           <w:sz w:val="19"/>
         </w:rPr>
         <w:t>xxx.vercel.app</w:t>
@@ -7717,33 +7717,33 @@
           <w:b w:val="0"/>
           <w:sz w:val="21"/>
         </w:rPr>
-        <w:t>，而域名在另一个人手里。</w:t>
+        <w:t>；域名在另一个人（下面叫「他」）手里。</w:t>
       </w:r>
     </w:p>
     <w:p>
       <w:r>
         <w:rPr>
           <w:rFonts w:ascii="宋体" w:hAnsi="宋体" w:eastAsia="宋体"/>
-          <w:b w:val="0"/>
-          <w:sz w:val="21"/>
-        </w:rPr>
-        <w:t>这是最干净的共用方式：</w:t>
-      </w:r>
-      <w:r>
-        <w:rPr>
-          <w:rFonts w:ascii="宋体" w:hAnsi="宋体" w:eastAsia="宋体"/>
           <w:b/>
           <w:sz w:val="21"/>
         </w:rPr>
-        <w:t>部署在他的账号下、域名是你的、两边互不干扰</w:t>
-      </w:r>
-      <w:r>
-        <w:rPr>
-          <w:rFonts w:ascii="宋体" w:hAnsi="宋体" w:eastAsia="宋体"/>
-          <w:b w:val="0"/>
-          <w:sz w:val="21"/>
-        </w:rPr>
-        <w:t>。</w:t>
+        <w:t>分工一句话</w:t>
+      </w:r>
+      <w:r>
+        <w:rPr>
+          <w:rFonts w:ascii="宋体" w:hAnsi="宋体" w:eastAsia="宋体"/>
+          <w:b w:val="0"/>
+          <w:sz w:val="21"/>
+        </w:rPr>
+        <w:t>：</w:t>
+      </w:r>
+      <w:r>
+        <w:rPr>
+          <w:rFonts w:ascii="宋体" w:hAnsi="宋体" w:eastAsia="宋体"/>
+          <w:b/>
+          <w:sz w:val="21"/>
+        </w:rPr>
+        <w:t>部署与额度是你的；域名与解析是他的。你不碰他的账号，他也不碰你的代码。</w:t>
       </w:r>
     </w:p>
     <w:p>
@@ -7756,7 +7756,7 @@
           <w:b/>
           <w:sz w:val="23"/>
         </w:rPr>
-        <w:t>8.6.1 顺序很重要：他先加域名，你后加解析</w:t>
+        <w:t>8.6.1 顺序很重要：你先加域名，他后加解析</w:t>
       </w:r>
     </w:p>
     <w:p>
@@ -7766,15 +7766,7 @@
           <w:b/>
           <w:sz w:val="21"/>
         </w:rPr>
-        <w:t>第 1 步：他先在 Vercel 加域名</w:t>
-      </w:r>
-      <w:r>
-        <w:rPr>
-          <w:rFonts w:ascii="宋体" w:hAnsi="宋体" w:eastAsia="宋体"/>
-          <w:b w:val="0"/>
-          <w:sz w:val="21"/>
-        </w:rPr>
-        <w:t>（此时他会看到「无效配置」，这是正常的）</w:t>
+        <w:t>第 1 步（你）：在 Vercel 里加域名</w:t>
       </w:r>
     </w:p>
     <w:p>
@@ -7795,7 +7787,7 @@
           <w:b w:val="0"/>
           <w:sz w:val="21"/>
         </w:rPr>
-        <w:t xml:space="preserve">他的 Vercel 项目 → </w:t>
+        <w:t xml:space="preserve">你的 Vercel 项目 → </w:t>
       </w:r>
       <w:r>
         <w:rPr>
@@ -7832,7 +7824,7 @@
           <w:b w:val="0"/>
           <w:sz w:val="19"/>
         </w:rPr>
-        <w:t>friend.你的域名.com</w:t>
+        <w:t>friend.他的域名.com</w:t>
       </w:r>
       <w:r>
         <w:rPr>
@@ -7917,7 +7909,7 @@
           <w:b w:val="0"/>
           <w:sz w:val="21"/>
         </w:rPr>
-        <w:t xml:space="preserve">Vercel 显示 </w:t>
+        <w:t xml:space="preserve">此时 Vercel 会显示 </w:t>
       </w:r>
       <w:r>
         <w:rPr>
@@ -7925,15 +7917,36 @@
           <w:b/>
           <w:sz w:val="21"/>
         </w:rPr>
-        <w:t>Invalid Configuration</w:t>
-      </w:r>
-      <w:r>
-        <w:rPr>
-          <w:rFonts w:ascii="宋体" w:hAnsi="宋体" w:eastAsia="宋体"/>
-          <w:b w:val="0"/>
-          <w:sz w:val="21"/>
-        </w:rPr>
-        <w:t>，同时给出两条信息，让他</w:t>
+        <w:t>Invalid Configuration，这是正常的</w:t>
+      </w:r>
+      <w:r>
+        <w:rPr>
+          <w:rFonts w:ascii="宋体" w:hAnsi="宋体" w:eastAsia="宋体"/>
+          <w:b w:val="0"/>
+          <w:sz w:val="21"/>
+        </w:rPr>
+        <w:t>（DNS 还没配）</w:t>
+      </w:r>
+    </w:p>
+    <w:p>
+      <w:pPr>
+        <w:ind w:left="425" w:hanging="425"/>
+      </w:pPr>
+      <w:r>
+        <w:rPr>
+          <w:rFonts w:ascii="宋体" w:hAnsi="宋体" w:eastAsia="宋体"/>
+          <w:b w:val="0"/>
+          <w:sz w:val="21"/>
+        </w:rPr>
+        <w:t xml:space="preserve">4. </w:t>
+      </w:r>
+      <w:r>
+        <w:rPr>
+          <w:rFonts w:ascii="宋体" w:hAnsi="宋体" w:eastAsia="宋体"/>
+          <w:b w:val="0"/>
+          <w:sz w:val="21"/>
+        </w:rPr>
+        <w:t>在页面上找到它给出的两条信息，</w:t>
       </w:r>
       <w:r>
         <w:rPr>
@@ -7941,7 +7954,7 @@
           <w:b/>
           <w:sz w:val="21"/>
         </w:rPr>
-        <w:t>截图发你</w:t>
+        <w:t>截图或复制发给「他」</w:t>
       </w:r>
       <w:r>
         <w:rPr>
@@ -8015,7 +8028,7 @@
           <w:b w:val="0"/>
           <w:sz w:val="21"/>
         </w:rPr>
-        <w:t>，不能照抄你已经有的那条</w:t>
+        <w:t>，不能用他已有的那条</w:t>
       </w:r>
     </w:p>
     <w:p>
@@ -8025,7 +8038,7 @@
           <w:b/>
           <w:sz w:val="21"/>
         </w:rPr>
-        <w:t>第 2 步：你在阿里云加一条解析</w:t>
+        <w:t>第 2 步（他）：在域名服务商加一条解析</w:t>
       </w:r>
     </w:p>
     <w:p>
@@ -8035,7 +8048,7 @@
           <w:b w:val="0"/>
           <w:sz w:val="21"/>
         </w:rPr>
-        <w:t xml:space="preserve">阿里云控制台 → </w:t>
+        <w:t xml:space="preserve">他打开域名服务商控制台（如阿里云）→ </w:t>
       </w:r>
       <w:r>
         <w:rPr>
@@ -8043,55 +8056,7 @@
           <w:b/>
           <w:sz w:val="21"/>
         </w:rPr>
-        <w:t>域名</w:t>
-      </w:r>
-      <w:r>
-        <w:rPr>
-          <w:rFonts w:ascii="宋体" w:hAnsi="宋体" w:eastAsia="宋体"/>
-          <w:b w:val="0"/>
-          <w:sz w:val="21"/>
-        </w:rPr>
-        <w:t xml:space="preserve"> → 点 </w:t>
-      </w:r>
-      <w:r>
-        <w:rPr>
-          <w:rFonts w:ascii="Consolas" w:hAnsi="Consolas" w:eastAsia="宋体"/>
-          <w:b w:val="0"/>
-          <w:sz w:val="19"/>
-        </w:rPr>
-        <w:t>你的域名</w:t>
-      </w:r>
-      <w:r>
-        <w:rPr>
-          <w:rFonts w:ascii="宋体" w:hAnsi="宋体" w:eastAsia="宋体"/>
-          <w:b w:val="0"/>
-          <w:sz w:val="21"/>
-        </w:rPr>
-        <w:t xml:space="preserve"> → </w:t>
-      </w:r>
-      <w:r>
-        <w:rPr>
-          <w:rFonts w:ascii="宋体" w:hAnsi="宋体" w:eastAsia="宋体"/>
-          <w:b/>
-          <w:sz w:val="21"/>
-        </w:rPr>
-        <w:t>解析设置</w:t>
-      </w:r>
-      <w:r>
-        <w:rPr>
-          <w:rFonts w:ascii="宋体" w:hAnsi="宋体" w:eastAsia="宋体"/>
-          <w:b w:val="0"/>
-          <w:sz w:val="21"/>
-        </w:rPr>
-        <w:t xml:space="preserve"> → </w:t>
-      </w:r>
-      <w:r>
-        <w:rPr>
-          <w:rFonts w:ascii="宋体" w:hAnsi="宋体" w:eastAsia="宋体"/>
-          <w:b/>
-          <w:sz w:val="21"/>
-        </w:rPr>
-        <w:t>添加记录</w:t>
+        <w:t>域名 → 你的域名 → 解析设置 → 添加记录</w:t>
       </w:r>
       <w:r>
         <w:rPr>
@@ -8241,39 +8206,7 @@
                 <w:b w:val="0"/>
                 <w:sz w:val="17"/>
               </w:rPr>
-              <w:t xml:space="preserve">（要 </w:t>
-            </w:r>
-            <w:r>
-              <w:rPr>
-                <w:rFonts w:ascii="Consolas" w:hAnsi="Consolas" w:eastAsia="宋体"/>
-                <w:b w:val="0"/>
-                <w:sz w:val="15"/>
-              </w:rPr>
-              <w:t>ai2.域名</w:t>
-            </w:r>
-            <w:r>
-              <w:rPr>
-                <w:rFonts w:ascii="宋体" w:hAnsi="宋体" w:eastAsia="宋体"/>
-                <w:b w:val="0"/>
-                <w:sz w:val="17"/>
-              </w:rPr>
-              <w:t xml:space="preserve"> 就填 </w:t>
-            </w:r>
-            <w:r>
-              <w:rPr>
-                <w:rFonts w:ascii="Consolas" w:hAnsi="Consolas" w:eastAsia="宋体"/>
-                <w:b w:val="0"/>
-                <w:sz w:val="15"/>
-              </w:rPr>
-              <w:t>ai2</w:t>
-            </w:r>
-            <w:r>
-              <w:rPr>
-                <w:rFonts w:ascii="宋体" w:hAnsi="宋体" w:eastAsia="宋体"/>
-                <w:b w:val="0"/>
-                <w:sz w:val="17"/>
-              </w:rPr>
-              <w:t>，</w:t>
+              <w:t>（</w:t>
             </w:r>
             <w:r>
               <w:rPr>
@@ -8330,23 +8263,7 @@
                 <w:b w:val="0"/>
                 <w:sz w:val="17"/>
               </w:rPr>
-              <w:t xml:space="preserve">他发给你的那串（如 </w:t>
-            </w:r>
-            <w:r>
-              <w:rPr>
-                <w:rFonts w:ascii="Consolas" w:hAnsi="Consolas" w:eastAsia="宋体"/>
-                <w:b w:val="0"/>
-                <w:sz w:val="15"/>
-              </w:rPr>
-              <w:t>xxxx.vercel-dns-0xx.com</w:t>
-            </w:r>
-            <w:r>
-              <w:rPr>
-                <w:rFonts w:ascii="宋体" w:hAnsi="宋体" w:eastAsia="宋体"/>
-                <w:b w:val="0"/>
-                <w:sz w:val="17"/>
-              </w:rPr>
-              <w:t>）</w:t>
+              <w:t>你在第 1 步拿到的那串</w:t>
             </w:r>
           </w:p>
         </w:tc>
@@ -8405,7 +8322,7 @@
           <w:b/>
           <w:sz w:val="21"/>
         </w:rPr>
-        <w:t>第 3 步：等生效并验证</w:t>
+        <w:t>第 3 步（你）：等生效并验证</w:t>
       </w:r>
     </w:p>
     <w:p>
@@ -8431,7 +8348,7 @@
           <w:b w:val="0"/>
           <w:sz w:val="21"/>
         </w:rPr>
-        <w:t>（TTL 600 之内）。验证：</w:t>
+        <w:t>（TTL 600 之内）生效。验证：</w:t>
       </w:r>
     </w:p>
     <w:p>
@@ -8443,7 +8360,7 @@
           <w:rFonts w:ascii="Consolas" w:hAnsi="Consolas" w:eastAsia="宋体"/>
           <w:sz w:val="17"/>
         </w:rPr>
-        <w:t>nslookup friend.你的域名.com</w:t>
+        <w:t>nslookup friend.他的域名.com</w:t>
       </w:r>
     </w:p>
     <w:p>
@@ -8477,7 +8394,7 @@
           <w:b w:val="0"/>
           <w:sz w:val="19"/>
         </w:rPr>
-        <w:t>https://friend.你的域名.com</w:t>
+        <w:t>https://friend.他的域名.com</w:t>
       </w:r>
       <w:r>
         <w:rPr>
@@ -8511,7 +8428,7 @@
           <w:b w:val="0"/>
           <w:sz w:val="21"/>
         </w:rPr>
-        <w:t xml:space="preserve">他在 Vercel 的 Domains 页会从 </w:t>
+        <w:t xml:space="preserve">你的 Vercel Domains 页会从 </w:t>
       </w:r>
       <w:r>
         <w:rPr>
@@ -8649,7 +8566,7 @@
                 <w:b w:val="0"/>
                 <w:sz w:val="17"/>
               </w:rPr>
-              <w:t xml:space="preserve">裸域和 </w:t>
+              <w:t xml:space="preserve">裸域与 </w:t>
             </w:r>
             <w:r>
               <w:rPr>
@@ -8665,7 +8582,7 @@
                 <w:b w:val="0"/>
                 <w:sz w:val="17"/>
               </w:rPr>
-              <w:t xml:space="preserve"> 已经指向你的项目，</w:t>
+              <w:t xml:space="preserve"> 已经指向他的主项目，</w:t>
             </w:r>
             <w:r>
               <w:rPr>
@@ -8681,7 +8598,7 @@
                 <w:b w:val="0"/>
                 <w:sz w:val="17"/>
               </w:rPr>
-              <w:t>；子域名能加任意多个</w:t>
+              <w:t>；子域名可以加任意多个</w:t>
             </w:r>
           </w:p>
         </w:tc>
@@ -8704,7 +8621,7 @@
                 <w:b/>
                 <w:sz w:val="17"/>
               </w:rPr>
-              <w:t>别照抄现有那条 CNAME</w:t>
+              <w:t>别照抄他现有那条 CNAME</w:t>
             </w:r>
           </w:p>
         </w:tc>
@@ -8738,7 +8655,7 @@
                 <w:b w:val="0"/>
                 <w:sz w:val="17"/>
               </w:rPr>
-              <w:t xml:space="preserve">目标值（你现有的 </w:t>
+              <w:t xml:space="preserve">目标值（例如他主站的 </w:t>
             </w:r>
             <w:r>
               <w:rPr>
@@ -8754,7 +8671,7 @@
                 <w:b w:val="0"/>
                 <w:sz w:val="17"/>
               </w:rPr>
-              <w:t xml:space="preserve"> 指向的那串是他拿不到的，抄了会一直 Invalid）</w:t>
+              <w:t xml:space="preserve"> 指向的是项目 A 的专用值，你抄过来会一直 Invalid）</w:t>
             </w:r>
           </w:p>
         </w:tc>
@@ -8777,7 +8694,7 @@
                 <w:b/>
                 <w:sz w:val="17"/>
               </w:rPr>
-              <w:t>域名控制权仍在你手里</w:t>
+              <w:t>域名控制权在他手里</w:t>
             </w:r>
           </w:p>
         </w:tc>
@@ -8795,7 +8712,7 @@
                 <w:b w:val="0"/>
                 <w:sz w:val="17"/>
               </w:rPr>
-              <w:t>续费、解析、证书都归你；他不用了你就删掉那条记录，零残留</w:t>
+              <w:t>续费、解析、证书都归他；你只是借一个子域名</w:t>
             </w:r>
           </w:p>
         </w:tc>
@@ -8865,7 +8782,335 @@
           <w:b/>
           <w:sz w:val="23"/>
         </w:rPr>
-        <w:t>8.6.3 建议事先约定三件事（避免以后扯皮）</w:t>
+        <w:t>8.6.3 你和他各自要守的边界</w:t>
+      </w:r>
+    </w:p>
+    <w:tbl>
+      <w:tblPr>
+        <w:tblStyle w:val="TableGrid"/>
+        <w:tblW w:type="auto" w:w="0"/>
+        <w:jc w:val="center"/>
+        <w:tblLayout w:type="autofit"/>
+        <w:tblLook w:firstColumn="1" w:firstRow="1" w:lastColumn="0" w:lastRow="0" w:noHBand="0" w:noVBand="1" w:val="04A0"/>
+      </w:tblPr>
+      <w:tblGrid>
+        <w:gridCol w:w="3213"/>
+        <w:gridCol w:w="3213"/>
+        <w:gridCol w:w="3213"/>
+      </w:tblGrid>
+      <w:tr>
+        <w:trPr>
+          <w:cantSplit/>
+          <w:tblHeader/>
+        </w:trPr>
+        <w:tc>
+          <w:tcPr>
+            <w:tcW w:type="dxa" w:w="3213"/>
+          </w:tcPr>
+          <w:p>
+            <w:pPr>
+              <w:spacing w:after="0"/>
+            </w:pPr>
+          </w:p>
+        </w:tc>
+        <w:tc>
+          <w:tcPr>
+            <w:tcW w:type="dxa" w:w="3213"/>
+          </w:tcPr>
+          <w:p>
+            <w:pPr>
+              <w:spacing w:after="0"/>
+            </w:pPr>
+            <w:r>
+              <w:rPr>
+                <w:rFonts w:ascii="宋体" w:hAnsi="宋体" w:eastAsia="宋体"/>
+                <w:b/>
+                <w:sz w:val="17"/>
+              </w:rPr>
+              <w:t>你要做的</w:t>
+            </w:r>
+          </w:p>
+        </w:tc>
+        <w:tc>
+          <w:tcPr>
+            <w:tcW w:type="dxa" w:w="3213"/>
+          </w:tcPr>
+          <w:p>
+            <w:pPr>
+              <w:spacing w:after="0"/>
+            </w:pPr>
+            <w:r>
+              <w:rPr>
+                <w:rFonts w:ascii="宋体" w:hAnsi="宋体" w:eastAsia="宋体"/>
+                <w:b/>
+                <w:sz w:val="17"/>
+              </w:rPr>
+              <w:t>他不需要做的</w:t>
+            </w:r>
+          </w:p>
+        </w:tc>
+      </w:tr>
+      <w:tr>
+        <w:trPr>
+          <w:cantSplit/>
+        </w:trPr>
+        <w:tc>
+          <w:tcPr>
+            <w:tcW w:type="dxa" w:w="3213"/>
+          </w:tcPr>
+          <w:p>
+            <w:pPr>
+              <w:spacing w:after="0"/>
+            </w:pPr>
+            <w:r>
+              <w:rPr>
+                <w:rFonts w:ascii="宋体" w:hAnsi="宋体" w:eastAsia="宋体"/>
+                <w:b w:val="0"/>
+                <w:sz w:val="17"/>
+              </w:rPr>
+              <w:t>代码与部署</w:t>
+            </w:r>
+          </w:p>
+        </w:tc>
+        <w:tc>
+          <w:tcPr>
+            <w:tcW w:type="dxa" w:w="3213"/>
+          </w:tcPr>
+          <w:p>
+            <w:pPr>
+              <w:spacing w:after="0"/>
+            </w:pPr>
+            <w:r>
+              <w:rPr>
+                <w:rFonts w:ascii="宋体" w:hAnsi="宋体" w:eastAsia="宋体"/>
+                <w:b w:val="0"/>
+                <w:sz w:val="17"/>
+              </w:rPr>
+              <w:t>全部在你这边（你的仓库、你的 Vercel）</w:t>
+            </w:r>
+          </w:p>
+        </w:tc>
+        <w:tc>
+          <w:tcPr>
+            <w:tcW w:type="dxa" w:w="3213"/>
+          </w:tcPr>
+          <w:p>
+            <w:pPr>
+              <w:spacing w:after="0"/>
+            </w:pPr>
+            <w:r>
+              <w:rPr>
+                <w:rFonts w:ascii="宋体" w:hAnsi="宋体" w:eastAsia="宋体"/>
+                <w:b w:val="0"/>
+                <w:sz w:val="17"/>
+              </w:rPr>
+              <w:t>不用碰你的代码</w:t>
+            </w:r>
+          </w:p>
+        </w:tc>
+      </w:tr>
+      <w:tr>
+        <w:trPr>
+          <w:cantSplit/>
+        </w:trPr>
+        <w:tc>
+          <w:tcPr>
+            <w:tcW w:type="dxa" w:w="3213"/>
+          </w:tcPr>
+          <w:p>
+            <w:pPr>
+              <w:spacing w:after="0"/>
+            </w:pPr>
+            <w:r>
+              <w:rPr>
+                <w:rFonts w:ascii="宋体" w:hAnsi="宋体" w:eastAsia="宋体"/>
+                <w:b w:val="0"/>
+                <w:sz w:val="17"/>
+              </w:rPr>
+              <w:t>域名解析</w:t>
+            </w:r>
+          </w:p>
+        </w:tc>
+        <w:tc>
+          <w:tcPr>
+            <w:tcW w:type="dxa" w:w="3213"/>
+          </w:tcPr>
+          <w:p>
+            <w:pPr>
+              <w:spacing w:after="0"/>
+            </w:pPr>
+            <w:r>
+              <w:rPr>
+                <w:rFonts w:ascii="宋体" w:hAnsi="宋体" w:eastAsia="宋体"/>
+                <w:b w:val="0"/>
+                <w:sz w:val="17"/>
+              </w:rPr>
+              <w:t>把 CNAME 目标值告诉他</w:t>
+            </w:r>
+          </w:p>
+        </w:tc>
+        <w:tc>
+          <w:tcPr>
+            <w:tcW w:type="dxa" w:w="3213"/>
+          </w:tcPr>
+          <w:p>
+            <w:pPr>
+              <w:spacing w:after="0"/>
+            </w:pPr>
+            <w:r>
+              <w:rPr>
+                <w:rFonts w:ascii="宋体" w:hAnsi="宋体" w:eastAsia="宋体"/>
+                <w:b w:val="0"/>
+                <w:sz w:val="17"/>
+              </w:rPr>
+              <w:t>他加一条记录就完事</w:t>
+            </w:r>
+          </w:p>
+        </w:tc>
+      </w:tr>
+      <w:tr>
+        <w:trPr>
+          <w:cantSplit/>
+        </w:trPr>
+        <w:tc>
+          <w:tcPr>
+            <w:tcW w:type="dxa" w:w="3213"/>
+          </w:tcPr>
+          <w:p>
+            <w:pPr>
+              <w:spacing w:after="0"/>
+            </w:pPr>
+            <w:r>
+              <w:rPr>
+                <w:rFonts w:ascii="宋体" w:hAnsi="宋体" w:eastAsia="宋体"/>
+                <w:b w:val="0"/>
+                <w:sz w:val="17"/>
+              </w:rPr>
+              <w:t>账号安全</w:t>
+            </w:r>
+          </w:p>
+        </w:tc>
+        <w:tc>
+          <w:tcPr>
+            <w:tcW w:type="dxa" w:w="3213"/>
+          </w:tcPr>
+          <w:p>
+            <w:pPr>
+              <w:spacing w:after="0"/>
+            </w:pPr>
+            <w:r>
+              <w:rPr>
+                <w:rFonts w:ascii="宋体" w:hAnsi="宋体" w:eastAsia="宋体"/>
+                <w:b/>
+                <w:sz w:val="17"/>
+              </w:rPr>
+              <w:t>不要问他要账号密码</w:t>
+            </w:r>
+          </w:p>
+        </w:tc>
+        <w:tc>
+          <w:tcPr>
+            <w:tcW w:type="dxa" w:w="3213"/>
+          </w:tcPr>
+          <w:p>
+            <w:pPr>
+              <w:spacing w:after="0"/>
+            </w:pPr>
+            <w:r>
+              <w:rPr>
+                <w:rFonts w:ascii="宋体" w:hAnsi="宋体" w:eastAsia="宋体"/>
+                <w:b/>
+                <w:sz w:val="17"/>
+              </w:rPr>
+              <w:t>不要把阿里云账号密码给你</w:t>
+            </w:r>
+            <w:r>
+              <w:rPr>
+                <w:rFonts w:ascii="宋体" w:hAnsi="宋体" w:eastAsia="宋体"/>
+                <w:b w:val="0"/>
+                <w:sz w:val="17"/>
+              </w:rPr>
+              <w:t xml:space="preserve"> —— 能改解析就能把主站指到别处</w:t>
+            </w:r>
+          </w:p>
+        </w:tc>
+      </w:tr>
+      <w:tr>
+        <w:trPr>
+          <w:cantSplit/>
+        </w:trPr>
+        <w:tc>
+          <w:tcPr>
+            <w:tcW w:type="dxa" w:w="3213"/>
+          </w:tcPr>
+          <w:p>
+            <w:pPr>
+              <w:spacing w:after="0"/>
+            </w:pPr>
+            <w:r>
+              <w:rPr>
+                <w:rFonts w:ascii="宋体" w:hAnsi="宋体" w:eastAsia="宋体"/>
+                <w:b w:val="0"/>
+                <w:sz w:val="17"/>
+              </w:rPr>
+              <w:t>额度</w:t>
+            </w:r>
+          </w:p>
+        </w:tc>
+        <w:tc>
+          <w:tcPr>
+            <w:tcW w:type="dxa" w:w="3213"/>
+          </w:tcPr>
+          <w:p>
+            <w:pPr>
+              <w:spacing w:after="0"/>
+            </w:pPr>
+            <w:r>
+              <w:rPr>
+                <w:rFonts w:ascii="宋体" w:hAnsi="宋体" w:eastAsia="宋体"/>
+                <w:b w:val="0"/>
+                <w:sz w:val="17"/>
+              </w:rPr>
+              <w:t>构建额度、函数运行都算你的</w:t>
+            </w:r>
+          </w:p>
+        </w:tc>
+        <w:tc>
+          <w:tcPr>
+            <w:tcW w:type="dxa" w:w="3213"/>
+          </w:tcPr>
+          <w:p>
+            <w:pPr>
+              <w:spacing w:after="0"/>
+            </w:pPr>
+            <w:r>
+              <w:rPr>
+                <w:rFonts w:ascii="宋体" w:hAnsi="宋体" w:eastAsia="宋体"/>
+                <w:b w:val="0"/>
+                <w:sz w:val="17"/>
+              </w:rPr>
+              <w:t>他不承担你的额度</w:t>
+            </w:r>
+          </w:p>
+        </w:tc>
+      </w:tr>
+    </w:tbl>
+    <w:p>
+      <w:pPr>
+        <w:spacing w:after="40"/>
+      </w:pPr>
+    </w:p>
+    <w:p>
+      <w:pPr>
+        <w:pStyle w:val="Heading3"/>
+      </w:pPr>
+      <w:r>
+        <w:rPr>
+          <w:rFonts w:ascii="黑体" w:hAnsi="黑体" w:eastAsia="黑体"/>
+          <w:b/>
+          <w:sz w:val="23"/>
+        </w:rPr>
+        <w:t>8.6.4 建议事先约定三件事（避免以后扯皮）</w:t>
       </w:r>
     </w:p>
     <w:p>
@@ -8923,7 +9168,7 @@
           <w:b w:val="0"/>
           <w:sz w:val="21"/>
         </w:rPr>
-        <w:t>：应用挂在你域名下，等于挂着你的牌子。约定不放违规内容 —— 真被举报，受影响的是你的域名；</w:t>
+        <w:t>：应用挂在他域名下，等于挂他的牌子 —— 约定不放违规内容，真被举报受影响的是他的域名；</w:t>
       </w:r>
     </w:p>
     <w:p>
@@ -8944,15 +9189,15 @@
           <w:b/>
           <w:sz w:val="21"/>
         </w:rPr>
-        <w:t>不给账号密码</w:t>
-      </w:r>
-      <w:r>
-        <w:rPr>
-          <w:rFonts w:ascii="宋体" w:hAnsi="宋体" w:eastAsia="宋体"/>
-          <w:b w:val="0"/>
-          <w:sz w:val="21"/>
-        </w:rPr>
-        <w:t>：他只需要你加一条 CNAME；</w:t>
+        <w:t>迁移</w:t>
+      </w:r>
+      <w:r>
+        <w:rPr>
+          <w:rFonts w:ascii="宋体" w:hAnsi="宋体" w:eastAsia="宋体"/>
+          <w:b w:val="0"/>
+          <w:sz w:val="21"/>
+        </w:rPr>
+        <w:t xml:space="preserve">：你以后想独立很简单 —— </w:t>
       </w:r>
       <w:r>
         <w:rPr>
@@ -8960,15 +9205,15 @@
           <w:b/>
           <w:sz w:val="21"/>
         </w:rPr>
-        <w:t>千万别把阿里云账号密码给他</w:t>
-      </w:r>
-      <w:r>
-        <w:rPr>
-          <w:rFonts w:ascii="宋体" w:hAnsi="宋体" w:eastAsia="宋体"/>
-          <w:b w:val="0"/>
-          <w:sz w:val="21"/>
-        </w:rPr>
-        <w:t xml:space="preserve"> —— 能改解析就能把你的主站指到别处。</w:t>
+        <w:t>买自己的域名 + 把这条 CNAME 改过去，5 分钟</w:t>
+      </w:r>
+      <w:r>
+        <w:rPr>
+          <w:rFonts w:ascii="宋体" w:hAnsi="宋体" w:eastAsia="宋体"/>
+          <w:b w:val="0"/>
+          <w:sz w:val="21"/>
+        </w:rPr>
+        <w:t>；提前说一声，别让他一直挂着一条指向空项目的解析。</w:t>
       </w:r>
     </w:p>
     <w:p>
@@ -8981,50 +9226,191 @@
           <w:b/>
           <w:sz w:val="23"/>
         </w:rPr>
-        <w:t>8.6.4 成本与迁移</w:t>
+        <w:t>8.6.5 这种方式的代价与好处</w:t>
       </w:r>
     </w:p>
+    <w:tbl>
+      <w:tblPr>
+        <w:tblStyle w:val="TableGrid"/>
+        <w:tblW w:type="auto" w:w="0"/>
+        <w:jc w:val="center"/>
+        <w:tblLayout w:type="autofit"/>
+        <w:tblLook w:firstColumn="1" w:firstRow="1" w:lastColumn="0" w:lastRow="0" w:noHBand="0" w:noVBand="1" w:val="04A0"/>
+      </w:tblPr>
+      <w:tblGrid>
+        <w:gridCol w:w="4819"/>
+        <w:gridCol w:w="4819"/>
+      </w:tblGrid>
+      <w:tr>
+        <w:trPr>
+          <w:cantSplit/>
+          <w:tblHeader/>
+        </w:trPr>
+        <w:tc>
+          <w:tcPr>
+            <w:tcW w:type="dxa" w:w="4819"/>
+          </w:tcPr>
+          <w:p>
+            <w:pPr>
+              <w:spacing w:after="0"/>
+            </w:pPr>
+            <w:r>
+              <w:rPr>
+                <w:rFonts w:ascii="宋体" w:hAnsi="宋体" w:eastAsia="宋体"/>
+                <w:b/>
+                <w:sz w:val="17"/>
+              </w:rPr>
+              <w:t>好处</w:t>
+            </w:r>
+          </w:p>
+        </w:tc>
+        <w:tc>
+          <w:tcPr>
+            <w:tcW w:type="dxa" w:w="4819"/>
+          </w:tcPr>
+          <w:p>
+            <w:pPr>
+              <w:spacing w:after="0"/>
+            </w:pPr>
+            <w:r>
+              <w:rPr>
+                <w:rFonts w:ascii="宋体" w:hAnsi="宋体" w:eastAsia="宋体"/>
+                <w:b/>
+                <w:sz w:val="17"/>
+              </w:rPr>
+              <w:t>代价</w:t>
+            </w:r>
+          </w:p>
+        </w:tc>
+      </w:tr>
+      <w:tr>
+        <w:trPr>
+          <w:cantSplit/>
+        </w:trPr>
+        <w:tc>
+          <w:tcPr>
+            <w:tcW w:type="dxa" w:w="4819"/>
+          </w:tcPr>
+          <w:p>
+            <w:pPr>
+              <w:spacing w:after="0"/>
+            </w:pPr>
+            <w:r>
+              <w:rPr>
+                <w:rFonts w:ascii="宋体" w:hAnsi="宋体" w:eastAsia="宋体"/>
+                <w:b w:val="0"/>
+                <w:sz w:val="17"/>
+              </w:rPr>
+              <w:t>域名好记、别人访问稳定，且免备案</w:t>
+            </w:r>
+          </w:p>
+        </w:tc>
+        <w:tc>
+          <w:tcPr>
+            <w:tcW w:type="dxa" w:w="4819"/>
+          </w:tcPr>
+          <w:p>
+            <w:pPr>
+              <w:spacing w:after="0"/>
+            </w:pPr>
+            <w:r>
+              <w:rPr>
+                <w:rFonts w:ascii="宋体" w:hAnsi="宋体" w:eastAsia="宋体"/>
+                <w:b w:val="0"/>
+                <w:sz w:val="17"/>
+              </w:rPr>
+              <w:t>域名续费与解析由他掌握，他换域名你要跟着改</w:t>
+            </w:r>
+          </w:p>
+        </w:tc>
+      </w:tr>
+      <w:tr>
+        <w:trPr>
+          <w:cantSplit/>
+        </w:trPr>
+        <w:tc>
+          <w:tcPr>
+            <w:tcW w:type="dxa" w:w="4819"/>
+          </w:tcPr>
+          <w:p>
+            <w:pPr>
+              <w:spacing w:after="0"/>
+            </w:pPr>
+            <w:r>
+              <w:rPr>
+                <w:rFonts w:ascii="宋体" w:hAnsi="宋体" w:eastAsia="宋体"/>
+                <w:b w:val="0"/>
+                <w:sz w:val="17"/>
+              </w:rPr>
+              <w:t>你的构建额度、日志、环境变量都归你管</w:t>
+            </w:r>
+          </w:p>
+        </w:tc>
+        <w:tc>
+          <w:tcPr>
+            <w:tcW w:type="dxa" w:w="4819"/>
+          </w:tcPr>
+          <w:p>
+            <w:pPr>
+              <w:spacing w:after="0"/>
+            </w:pPr>
+            <w:r>
+              <w:rPr>
+                <w:rFonts w:ascii="宋体" w:hAnsi="宋体" w:eastAsia="宋体"/>
+                <w:b w:val="0"/>
+                <w:sz w:val="17"/>
+              </w:rPr>
+              <w:t>他若误删解析，你的站点立刻打不开（但部署本身没坏，恢复记录即可）</w:t>
+            </w:r>
+          </w:p>
+        </w:tc>
+      </w:tr>
+      <w:tr>
+        <w:trPr>
+          <w:cantSplit/>
+        </w:trPr>
+        <w:tc>
+          <w:tcPr>
+            <w:tcW w:type="dxa" w:w="4819"/>
+          </w:tcPr>
+          <w:p>
+            <w:pPr>
+              <w:spacing w:after="0"/>
+            </w:pPr>
+            <w:r>
+              <w:rPr>
+                <w:rFonts w:ascii="宋体" w:hAnsi="宋体" w:eastAsia="宋体"/>
+                <w:b w:val="0"/>
+                <w:sz w:val="17"/>
+              </w:rPr>
+              <w:t>以后独立迁移成本极低（买域名 + 改 CNAME）</w:t>
+            </w:r>
+          </w:p>
+        </w:tc>
+        <w:tc>
+          <w:tcPr>
+            <w:tcW w:type="dxa" w:w="4819"/>
+          </w:tcPr>
+          <w:p>
+            <w:pPr>
+              <w:spacing w:after="0"/>
+            </w:pPr>
+            <w:r>
+              <w:rPr>
+                <w:rFonts w:ascii="宋体" w:hAnsi="宋体" w:eastAsia="宋体"/>
+                <w:b w:val="0"/>
+                <w:sz w:val="17"/>
+              </w:rPr>
+              <w:t>需要和对方保持沟通（只改一次记录）</w:t>
+            </w:r>
+          </w:p>
+        </w:tc>
+      </w:tr>
+    </w:tbl>
     <w:p>
       <w:pPr>
-        <w:pStyle w:val="ListBullet"/>
+        <w:spacing w:after="40"/>
       </w:pPr>
-      <w:r>
-        <w:rPr>
-          <w:rFonts w:ascii="宋体" w:hAnsi="宋体" w:eastAsia="宋体"/>
-          <w:b/>
-          <w:sz w:val="21"/>
-        </w:rPr>
-        <w:t>钱</w:t>
-      </w:r>
-      <w:r>
-        <w:rPr>
-          <w:rFonts w:ascii="宋体" w:hAnsi="宋体" w:eastAsia="宋体"/>
-          <w:b w:val="0"/>
-          <w:sz w:val="21"/>
-        </w:rPr>
-        <w:t>：0（域名你已有；CNAME 记录不额外收费；Vercel 免费版支持自定义域名）；</w:t>
-      </w:r>
-    </w:p>
-    <w:p>
-      <w:pPr>
-        <w:pStyle w:val="ListBullet"/>
-      </w:pPr>
-      <w:r>
-        <w:rPr>
-          <w:rFonts w:ascii="宋体" w:hAnsi="宋体" w:eastAsia="宋体"/>
-          <w:b/>
-          <w:sz w:val="21"/>
-        </w:rPr>
-        <w:t>迁移</w:t>
-      </w:r>
-      <w:r>
-        <w:rPr>
-          <w:rFonts w:ascii="宋体" w:hAnsi="宋体" w:eastAsia="宋体"/>
-          <w:b w:val="0"/>
-          <w:sz w:val="21"/>
-        </w:rPr>
-        <w:t>：他以后想独立，只需「买自己域名 + 把这条 CNAME 指过去」，5 分钟的事。</w:t>
-      </w:r>
     </w:p>
     <w:p>
       <w:pPr>
@@ -9036,7 +9422,7 @@
           <w:b/>
           <w:sz w:val="23"/>
         </w:rPr>
-        <w:t>8.6.5 部署完仍要验证</w:t>
+        <w:t>8.6.6 部署完仍要验证</w:t>
       </w:r>
     </w:p>
     <w:p>
@@ -9046,7 +9432,7 @@
           <w:b w:val="0"/>
           <w:sz w:val="21"/>
         </w:rPr>
-        <w:t xml:space="preserve">别因为「域名能打开」就以为完事 —— 让他按 </w:t>
+        <w:t xml:space="preserve">别因为「域名能打开」就以为完事 —— 按 </w:t>
       </w:r>
       <w:r>
         <w:rPr>
